--- a/Раунд_1_Инфраструктура.docx
+++ b/Раунд_1_Инфраструктура.docx
@@ -165,7 +165,7 @@
           <w:color w:val="6B7A90"/>
           <w:sz w:val="20"/>
         </w:rPr>
-        <w:t>Северомуйский тоннель — самый длинный в России (15 343 м), расположен на БАМе в Бурятии. До его открытия в 2014 году тяжеловесные составы расцепляли и отправляли по крутому обходному пути. Строительство длилось более 30 лет — с 1977 по 2014 год. Тоннель проходит сквозь Северомуйский хребет на высоте более 1 000 метров над уровнем моря. С открытием тоннеля время прохождения этого участка сократилось с 1,5 часов до 15 минут.</w:t>
+        <w:t>Северомуйский тоннель - самый длинный в России (15 343 м), расположен на БАМе в Бурятии. До его открытия в 2014 году тяжеловесные составы расцепляли и отправляли по крутому обходному пути. Строительство длилось 37 лет - с 1977 по 2014 год, строители столкнулись с 4 тектоническими разломами и горячими источниками температурой до 60 градусов. БАМ является ключевым звеном Восточного полигона РЖД, грузооборот которого в 2025 году составил 3 075,3 млрд тонно-километров, а средняя скорость поездов достигла рекордных 494,5 км/сутки (+21,9% к 2024 году). В 2024 году БАМ отметил своё 40-летие, а при его строительстве в один день укладывали рекордные 8,1 км пути.</w:t>
       </w:r>
     </w:p>
     <w:p/>
@@ -285,7 +285,7 @@
           <w:color w:val="6B7A90"/>
           <w:sz w:val="20"/>
         </w:rPr>
-        <w:t>Дистанция пути — структурное подразделение, обеспечивающее техническое содержание и ремонт железнодорожного пути. Основные задачи: осмотр и содержание пути, стрелочных переводов, искусственных сооружений — мостов, тоннелей, путепроводов. Дистанция контролирует геометрические параметры рельсовой колеи, следит за состоянием шпал и балласта, проводит планово-предупредительный ремонт. На каждый километр пути приходится десятки работников — монтеры пути, бригадиры, инженеры.</w:t>
+        <w:t>Дистанция пути - структурное подразделение, обеспечивающее техническое содержание и ремонт железнодорожного пути на участке протяжённостью десятки километров. Основные задачи: осмотр и содержание пути, стрелочных  переводов, искусственных сооружений - мостов, тоннелей, путепроводов. Дистанция контролирует геометрические параметры рельсовой колеи, следит за состоянием шпал и балласта, проводит планово-предупредительный ремонт. На сети протяжённостью около 86 000 км (3-я в мире по длине) работает более 796 300 сотрудников РЖД, значительная часть которых занята именно в путевом хозяйстве. Благодаря их труду показатель безопасности в 2025 году достиг исторического минимума - 0,397 события на миллион км (-6,1% от 2024 года).</w:t>
       </w:r>
     </w:p>
     <w:p/>
@@ -405,7 +405,7 @@
           <w:color w:val="6B7A90"/>
           <w:sz w:val="20"/>
         </w:rPr>
-        <w:t>«Нулевое место» — это поперечный профиль земляного полотна, показывающий его конструкцию в разрезе: откосы насыпи, кюветы, обочины, основание и верхнее строение пути. По этому профилю определяют, как устроена насыпа или выемка, какие слои грунта используются, как организован отвод воды. Знание «нулевого места» критически важно для монтеров пути — по нему определяют, какие работы нужно проводить при ремонте земляного полотна. Каждый участок пути имеет свой паспорт с описанием нулевого места.</w:t>
+        <w:t>«Нулевое место» - это поперечный профиль земляного полотна, показывающий его конструкцию в разрезе: откосы насыпи, кюветы, обочины, основание и верхнее строение пути. По этому профилю определяют, как устроена насыпа или выемка, какие слои грунта используются, как организован отвод воды. Знание «нулевого места» критически важно для монтеров пути - по нему определяют, какие работы нужно проводить при ремонте земляного полотна. Каждый участок пути имеет свой паспорт с описанием нулевого места. На сети протяжённостью около 86 000 км каждое «нулевое место» документируется и регулярно проверяется. Современные технологии, включая спутниковый мониторинг и дроны, позволяют контролировать состояние земляного полотна в режиме реального времени.</w:t>
       </w:r>
     </w:p>
     <w:p/>
@@ -525,7 +525,7 @@
           <w:color w:val="6B7A90"/>
           <w:sz w:val="20"/>
         </w:rPr>
-        <w:t>Рельс Р 65 (масса 65 кг/м) является основным типом рельса на магистральных железных дорогах России. Введён в эксплуатацию в 1950-х годах и до сих пор остаётся стандартом. Рельсы Р 65 изготавливают из специальной стали с повышенным содержанием хрома и ванадия, что обеспечивает высокую износостойкость. На линиях с особо тяжёлым движением, таких как БАМ и Восточный полигон, применяют более тяжёлые рельсы Р 75. Рельсы Р 43 и Р 50 используются на подъездных путях и малодеятельных линиях.</w:t>
+        <w:t>Рельс Р 65 (масса 65 кг/м) является основным типом рельса на магистральных железных дорогах России. Введён в эксплуатацию в 1950-х годах и до сих пор остаётся стандартом. Рельсы Р 65 изготавливают из специальной стали с повышенным содержанием хрома и ванадия, что обеспечивает высокую износостойкость. На линиях с особо тяжёлым движением, таких как БАМ и Восточный полигон, применяют более тяжёлые рельсы Р 75. Рельсы Р 43 и Р 50 используются на подъездных путях и малодеятельных линиях. На сети протяжённостью около 86 000 км (3-я в мире) работают десятки тысяч стрелочных переводов, оснащённых рельсами разных марок. Инвестиции РЖД в инфраструктуру в 2025 году составили сотни миллиардов рублей, включая обновление рельсового пути.</w:t>
       </w:r>
     </w:p>
     <w:p/>
@@ -645,7 +645,7 @@
           <w:color w:val="6B7A90"/>
           <w:sz w:val="20"/>
         </w:rPr>
-        <w:t>Система железнодорожных сигналов была разработана более 150 лет назад и по сей день остаётся основой безопасности движения. Красный означает стоп, жёлтый — приготовиться, зелёный — путь свободен. Сочетание двух жёлтых означает следовать со скоростью, установленной для следования к следующему сигналу. Три жёлтых допускается в некоторых схемах. А вот сочетание жёлтого и белого не предусмотрено стандартом, так как белый цвет не является основным сигнальным цветом на железнодорожном транспорте.</w:t>
+        <w:t>Система железнодорожных сигналов была разработана более 150 лет назад и по сей день остаётся основой безопасности движения. Красный означает стоп, жёлтый - приготовиться, зелёный - путь свободен. Сочетание двух жёлтых означает следовать со скоростью, установленной для следования к следующему сигналу. Три жёлтых допускается в некоторых схемах. А вот сочетание жёлтого и белого не предусмотрено стандартом, так как белый цвет не является основным сигнальным цветом на железнодорожном транспорте. Благодаря строгой системе сигналов и автоматике показатель безопасности РЖД в 2025 году составил рекордные 0,397 события на миллион км - минимум за всю историю компании. На сети протяжённостью около 86 000 км установлены тысячи светофоров и систем сигнализации.</w:t>
       </w:r>
     </w:p>
     <w:p/>
@@ -785,7 +785,7 @@
           <w:color w:val="6B7A90"/>
           <w:sz w:val="20"/>
         </w:rPr>
-        <w:t>«Графский поезд» — ретросостав на паровозной тяге, курсирующий с августа 2021 года по маршруту Воронеж — Графская — Рамонь. Поезд оформлен в стиле начала XX века: проводники в костюмах той эпохи, вагоны с элементами декора, напоминающими о графских усадьбах Воронежской области. Маршрут проходит через живописные места — леса, реку Воронеж, усадьбу Рамонь. Проект стал частью стратегии РЖД по развитию внутрироссийского туризма и привлечению пассажиров на пригородные перевозки.</w:t>
+        <w:t>«Графский поезд» - ретросостав на паровозной тяге, курсирующий с августа 2021 года по маршруту Воронеж - Графская - Рамонь. Поезд оформлен в стиле начала XX века: проводники в костюмах той эпохи, вагоны с элементами декора, напоминающими о графских усадьбах Воронежской области. Маршрут проходит через живописные места - леса, реку Воронеж, усадьбу Рамонь. Проект стал частью стратегии РЖД по развитию внутрироссийского туризма. В 2025 году турпоезда РЖД перевезли рекордные 1,3 млн пассажиров - рост на 36% по сравнению с 2023 годом. Сегодня работает 112 туристических маршрутов в 48 регионах России, и «Графский поезд» - один из первых проектов, заложивших основу этого направления.</w:t>
       </w:r>
     </w:p>
     <w:p/>
@@ -905,7 +905,7 @@
           <w:color w:val="6B7A90"/>
           <w:sz w:val="20"/>
         </w:rPr>
-        <w:t>Электропоезд «Иволга» (ЭП2Д) — российский поезд, разработанный Тверским вагоностроительным заводом специально для МЦК и МЦД. Он отличается широкими дверями для быстрой посадки и высадки и отсутствием тамбуров между вагонами — это позволяет пассажирам свободно перемещаться по всему составу. Интересно, что первоначально на МЦК планировалось запустить поезда «Ласточка», но в итоге выбрали «Иволгу». Поезда комплектуются системами кондиционирования, USB-зарядками и бесплатным Wi-Fi.</w:t>
+        <w:t>Электропоезд «Иволга» (ЭП2Д) - российский поезд, разработанный Тверским вагоностроительным заводом специально для МЦК и МЦД. Он отличается широкими дверями для быстрой посадки и высадки и отсутствием тамбуров между вагонами - это позволяет пассажирам свободно перемещаться по всему составу. Поезда комплектуются системами кондиционирования, USB-зарядками и бесплатным Wi-Fi. Только по линии МЦД-1 в 2025 году перевезено 93,5 млн пассажиров. Поезда «Иволга» стали основой подвижного состава для Московских центральных диаметров и МЦК, обеспечивая высокую пропускную способность городского транспорта. Общий пассажиропоток РЖД в 2025 году составил 1 311,1 млн человек.</w:t>
       </w:r>
     </w:p>
     <w:p/>
@@ -1025,7 +1025,7 @@
           <w:color w:val="6B7A90"/>
           <w:sz w:val="20"/>
         </w:rPr>
-        <w:t>1 января 2021 года Минтруд России исключил профессию машиниста из перечня работ с тяжёлыми условиями труда, где запрещена женская занятость. Это открыло дорогу женщинам в кабину локомотива. 31 января 2022 года Алёна Миронова из Башкортостана первой из женщин-машинистов отправилась в рейс на пассажирском поезде. К 2025 году в РЖД работают более 100 женщин-машинистов. Все они прошли тот же курс обучения, что и мужчины, включая практику на учебном полигоне.</w:t>
+        <w:t>1 января 2021 года Минтруд России исключил профессию машиниста из перечня работ с тяжёлыми условиями труда, где запрещена женская занятость. Это открыло дорогу женщинам в кабину локомотива. 31 января 2022 года Алёна Миронова из Башкортостана первой из женщин-машинистов отправилась в рейс на пассажирском поезде. К 2025 году в РЖД работают более 100 женщин-машинистов. Все они прошли тот же курс обучения, что и мужчины, включая практику на учебном полигоне. В 2023 году отмечен первый День машиниста - профессиональный праздник, учреждённый по инициативе РЖД. В компании работают более 50 000 машинистов и их помощников, обеспечивающих перевозку 1 311,1 млн пассажиров в год.</w:t>
       </w:r>
     </w:p>
     <w:p/>
@@ -1145,7 +1145,7 @@
           <w:color w:val="6B7A90"/>
           <w:sz w:val="20"/>
         </w:rPr>
-        <w:t>Карелия стабильно является лидером по популярности среди железнодорожных туристических направлений. Туристические поезда отправляются из Москвы, Санкт-Петербурга и Петрозаводска. Маршруты включают посещение водопадов Кивач, горных озёр, деревянного зодчества и Кижей. Средняя продолжительность тура — 5-7 дней. Пассажиры размещаются в специальных вагонах-гостиницах с комфортными купе. РЖД активно развивает этот проект, увеличивая число поездов и маршрутов.</w:t>
+        <w:t>Карелия стабильно является лидером по популярности среди железнодорожных туристических направлений. Туристические поезда отправляются из Москвы, Санкт-Петербурга и Петрозаводска. Маршруты включают посещение водопадов Кивач, горных озёр, деревянного зодчества и Кижей. Средняя продолжительность тура - 5-7 дней. Пассажиры размещаются в специальных вагонах-гостиницах с комфортными купе. РЖД активно развивает этот проект, увеличивая число поездов и маршрутов. В 2025 году турпоезда перевезли рекордные 1,3 млн пассажиров - на 36% больше, чем в 2023 году. Сегодня работает 112 туристических маршрутов в 48 регионах России, а Карелия остаётся безусловным лидером по числу заказов и пассажиропотоку.</w:t>
       </w:r>
     </w:p>
     <w:p/>
@@ -1265,7 +1265,7 @@
           <w:color w:val="6B7A90"/>
           <w:sz w:val="20"/>
         </w:rPr>
-        <w:t>Беспилотная «Ласточка» впервые была испытана на испытательном кольце в Щербинке в 2019 году. В 2023 году на МЦК машинист одновременно управлял двумя беспилотными «Ласточками», каждая следовала по своему маршруту. Система основана на компьютерном зрении и ИИ: камеры и лидары сканируют обстановку, алгоритмы принимают решения. Поезд способен самостоятельно останавливаться на станциях, реагировать на сигналы, обходить препятствия. Технология проходит испытания, коммерческая эксплуатация планируется к 2030 году.</w:t>
+        <w:t>Беспилотная «Ласточка» впервые была испытана на испытательном кольце в Щербинке в 2019 году. В 2023 году на МЦК машинист одновременно управлял двумя беспилотными «Ласточками», каждая следовала по своему маршруту. Система основана на компьютерном зрении и ИИ: камеры и лидары сканируют обстановку, алгоритмы принимают решения. Поезд способен самостоятельно останавливаться на станциях, реагировать на сигналы, обходить препятствия. Коммерческая эксплуатация планируется к 2030 году. Параллельно РЖД развивает технологию «Виртуальная сцепка»: в 2023 году 35 900 поездов прошли по этой технологии (рост 2,9 раза), а 1 900+ локомотивов оснащены соответствующим оборудованием.</w:t>
       </w:r>
     </w:p>
     <w:p/>
@@ -1405,7 +1405,7 @@
           <w:color w:val="6B7A90"/>
           <w:sz w:val="20"/>
         </w:rPr>
-        <w:t>Приёмщик поездов — специалист, который первым встречает прибывший поезд на сортировочной станции. Его задача — осмотреть состав и найти коммерческие неисправности: повреждённые замки, сорванные пломбы, негерметичные люки, которые могут привести к потере или повреждению груза. Приёмщик проверяет состояние тентов, дверей крытых вагонов, исправность запорных устройств цистерн. По статистике около 2% вагонов прибывают с коммерческими неисправностями, и их своевременное обнаружение экономит миллионы рублей.</w:t>
+        <w:t>Приёмщик поездов - специалист, который первым встречает прибывший поезд на сортировочной станции. Его задача - осмотреть состав и найти коммерческие неисправности: повреждённые замки, сорванные пломбы, негерметичные люки. Приёмщик проверяет состояние тентов, дверей крытых вагонов, исправность запорных устройств цистерн. По статистике около 2% вагонов прибывают с коммерческими неисправностями, и их своевременное обнаружение экономит миллионы рублей. В 2025 году РЖД загрузили 1 115,8 млн тонн грузов, что потребовало бесперебойной работы коммерческих служб на всех узловых станциях сети протяжённостью около 86 000 км.</w:t>
       </w:r>
     </w:p>
     <w:p/>
@@ -1525,7 +1525,7 @@
           <w:color w:val="6B7A90"/>
           <w:sz w:val="20"/>
         </w:rPr>
-        <w:t>Составитель поездов — одна из ключевых профессий на железнодорожной станции. Именно составители расформировывают прибывшие составы и формируют новые по маршрутам назначения. На сортировочных горках за сутки разбирают и формируют до 5 500 вагонов. Составитель работает в условиях постоянного риска: он находится среди движущихся вагонов, управляет сцеплением и расцеплением. Профессия требует физической выносливости, внимательности и знания устройства вагонов.</w:t>
+        <w:t>Составитель поездов - одна из ключевых профессий на железнодорожной станции. Именно составители расформировывают прибывшие составы и формируют новые по маршрутам назначения. На сортировочных горках за сутки разбирают и формируют до 5 500 вагонов. Составитель работает в условиях постоянного риска: он находится среди движущихся вагонов, управляет сцеплением и расцеплением. Профессия требует физической выносливости, внимательности и знания устройства вагонов. В 2025 году грузооборот РЖД составил 3 075,3 млрд тонно-километров, а средняя скорость поездов достигла 494,5 км/сутки - на 21,9% выше уровня предыдущего года. Такой результат невозможен без качествовой работы составителей на сортировочных станциях.</w:t>
       </w:r>
     </w:p>
     <w:p/>
@@ -1645,7 +1645,7 @@
           <w:color w:val="6B7A90"/>
           <w:sz w:val="20"/>
         </w:rPr>
-        <w:t>«Чужак» — жаргонное название вагона, который по ошибке попал в состав, следующий не по тому направлению. Это происходит на сортировочных горках, где вагоны распределяются по маршрутам. Если вагон отправился не в ту колею, его называют «чужаком». Такой вагон необходимо отцепить и отправить правильным составом. На крупных станциях «чужаки» — серьёзная проблема: они задерживают отправление поездов и требуют дополнительных маневровых операций.</w:t>
+        <w:t>«Чужак» - жаргонное название вагона, который по ошибке попал в состав, следующий не по тому направлению. Это происходит на сортировочных горках, где вагоны распределяются по маршрутам. Если вагон отправился не в ту колею, его называют «чужаком». Такой вагон необходимо отцепить и отправить правильным составом. На крупных станциях «чужаки» - серьёзная проблема: они задерживают отправление поездов и требуют дополнительных маневровых операций. Технология «Виртуальная сцепка» позволяет минимизировать подобные ошибки: в 2023 году по ней прошло 35 900 поездов, а 1 900+ локомотивов оснащены системами автоматизации, снижающими человеческий фактор.</w:t>
       </w:r>
     </w:p>
     <w:p/>
@@ -1765,7 +1765,7 @@
           <w:color w:val="6B7A90"/>
           <w:sz w:val="20"/>
         </w:rPr>
-        <w:t>31 марта 2023 года в России впервые отметили День машиниста. Эта профессия — самая старая на железной дороге: машинисты появились вместе с первыми поездами в 1837 году. Праздник был учреждён по инициативе РЖД и поддержан Минтрудом. Машинист — лицо железной дороги, от его профессионализма зависит жизнь и безопасность тысяч пассажиров. В РЖД работает более 50 000 машинистов и их помощников. Каждый из них ежегодно проходит строгую аттестацию.</w:t>
+        <w:t>31 марта 2023 года в России впервые отметили День машиниста. Эта профессия - самая старая на железной дороге: машинисты появились вместе с первыми поездами в 1837 году. Праздник был учреждён по инициативе РЖД и поддержан Минтрудом. Машинист - лицо железной дороги, от его профессионализма зависит жизнь и безопасность тысяч пассажиров. В РЖД работает более 50 000 машинистов и их помощников. Каждый из них ежегодно проходит строгую аттестацию. В 2025 году на железных дорогах перевезено 1 311,1 млн пассажиров, из которых 126,7 млн - дальнего следования. Ответственность машинистов растёт вместе с объёмами перевозок и скоростью поездов.</w:t>
       </w:r>
     </w:p>
     <w:p/>
@@ -1885,7 +1885,7 @@
           <w:color w:val="6B7A90"/>
           <w:sz w:val="20"/>
         </w:rPr>
-        <w:t>В России работает 26 детских железных дорог — уникальных учебно-производственных объектов, где школьники осваивают железнодорожные профессии. Старейшая — Красноярская, работает с 1936 года. Детские железные дороги расположены в крупнейших городах: Москва, Санкт-Петербург, Новосибирск, Екатеринбург и других. Учащиеся 10-15 лет проходят обучение по специальностям: машинист, дежурный по станции, составитель поездов, монтер пути. На дорогах используются уменьшенные копии настоящих локомотивов и вагонов. Многие выпускники затем связывают жизнь с РЖД.</w:t>
+        <w:t>В России работает 26 детских железных дорог - уникальных учебно-производственных объектов, где школьники осваивают железнодорожные профессии. Старейшая - Красноярская, работает с 1936 года. Детские железные дороги расположены в крупнейших городах: Москва, Санкт-Петербург, Новосибирск, Екатеринбург и других. Учащиеся 10-15 лет проходят обучение по специальностям: машинист, дежурный по станции, составитель поездов, монтер пути. На дорогах используются уменьшенные копии настоящих локомотивов и вагонов. Многие выпускники затем связывают жизнь с РЖД. Помимо 26 детских дорог, в системе РЖД работают 6 учебных центров, а в образовательных мероприятиях компании приняли участие более 20 млн человек. Компания активно привлекает молодёжь к железнодорожным профессиям.</w:t>
       </w:r>
     </w:p>
     <w:p/>
@@ -2025,7 +2025,7 @@
           <w:color w:val="6B7A90"/>
           <w:sz w:val="20"/>
         </w:rPr>
-        <w:t>Дин Рид — американский певец и актёр, которого называли «красным Элвисом». В 1979 году он дал серию концертов для строителей БАМа. За 19 дней он выступил в крупных городах и отдалённых посёлках магистрали. Рид был горячим сторонником социалистических идей и одним из немногих западных деятелей культуры, который регулярно бывал в СССР. Его концерты на БАМе стали культурным событием: на выступления приходили тысячи людей.</w:t>
+        <w:t>Дин Рид - американский певец и актёр, которого называли «красным Элвисом». В 1979 году он дал серию концертов для строителей БАМа. За 19 дней он выступил в крупных городах и отдалённых посёлках магистрали. Рид был горячим сторонником социалистических идей и одним из немногих западных деятелей культуры, который регулярно бывал в СССР. Его концерты на БАМе стали культурным событием: на выступления приходили тысячи людей. БАМ был грандиозным строительством длиной 5 600 км, для которого привлекли более 2 млн строителей. На пике работ в один день укладывали рекордные 8,1 км пути. В 2024 году БАМ отметил 40-летие, а сегодня магистраль является ключевым звеном Восточного полигона РЖД.</w:t>
       </w:r>
     </w:p>
     <w:p/>
@@ -2145,7 +2145,7 @@
           <w:color w:val="6B7A90"/>
           <w:sz w:val="20"/>
         </w:rPr>
-        <w:t>Над шпилем Казанского вокзала в Москве возвышается флюгер в виде золотого дракона Зиланта — легендарного покровителя Казани. Впервые он появился на вокзале в 1913 году, когда был открыт новый корпус, спроектированный Алексеем Щусевым. Зилант — символ Татарстана, изображённый на гербе Казани. Флюгер весит около 50 кг и выполнен из меди с позолотой. Он вращается по ветру, указывая направление. Фигура Зиланта стала одним из узнаваемых символов Москвы.</w:t>
+        <w:t>Над шпилем Казанского вокзала в Москве возвышается флюгер в виде золотого дракона Зиланта - легендарного покровителя Казани. Впервые он появился на вокзале в 1913 году, когда был открыт новый корпус, спроектированный Алексеем Щусевым. Зилант - символ Татарстана, изображённый на гербе Казани. Флюгер весит около 50 кг и выполнен из меди с позолотой. Он вращается по ветру, указывая направление. Фигура Зиланта стала одним из узнаваемых символов Москвы. Казанский вокзал обслуживает маршруты, связывающие Москву с Поволжьем и Уралом - регионами, через которые проходит сеть протяжённостью около 86 000 км (3-я в мире).</w:t>
       </w:r>
     </w:p>
     <w:p/>
@@ -2265,7 +2265,7 @@
           <w:color w:val="6B7A90"/>
           <w:sz w:val="20"/>
         </w:rPr>
-        <w:t>Во время Первой мировой войны резко выросла нагрузка на телеграфные службы железных дорог. Телеграммы передавались вручную, и каждое слово стоило времени. Для ускорения связи начали использовать сокращения: Путь — П, Тяга — Т, Телеграф — Ш, Электрификация — Э. Эти аббревиатуры так прочно вошли в обиход, что используются по сей день. Например, ПЧ — путевая дистанция, ТЧЭ — тяговое электровозное депо, ДЦС — диспетчерский центр сигнализации.</w:t>
+        <w:t>Во время Первой мировой войны резко выросла нагрузка на телеграфные службы железных дорог. Телеграммы передавались вручную, и каждое слово стоило времени. Для ускорения связи начали использовать сокращения: Путь - П, Тяга - Т, Телеграф - Ш, Электрификация - Э. Эти аббревиатуры так прочно вошли в обиход, что используются по сей день. Например, ПЧ - путевая дистанция, ТЧЭ - тяговое электровозное депо, ДЦС - диспетчерский центр сигнализации. Сегодня на сети работает более 796 300 сотрудников РЖД, и сокращения остаются неотъемлемой частью железнодорожного языка. Компания управляет сетью протяжённостью около 86 000 км, и аббревиатуры упрощают коммуникацию между множеством структурных подразделений.</w:t>
       </w:r>
     </w:p>
     <w:p/>
@@ -2385,7 +2385,7 @@
           <w:color w:val="6B7A90"/>
           <w:sz w:val="20"/>
         </w:rPr>
-        <w:t>Первый в России и один из старейших в мире железнодорожных музеев был открыт в 1813 году — за 24 года до запуска первой российской железной дороги! Музей находился при Институте корпуса инженеров путей сообщения в Санкт-Петербурге. Он собирал образцы рельсов, вагонов и механизмов из разных стран мира. Сегодня это Музей железных дорог России, расположенный в здании Финляндского вокзала. Коллекция насчитывает более 50 000 экспонатов.</w:t>
+        <w:t>Первый в России и один из старейших в мире железнодорожных музеев был открыт в 1813 году - за 24 года до запуска первой российской железной дороги! Музей находился при Институте корпуса инженеров путей сообщения в Санкт-Петербурге. Он собирал образцы рельсов, вагонов и механизмов из разных стран мира. Сегодня это Музей железных дорог России, расположенный в здании Финляндского вокзала. Коллекция насчитывает более 50 000 экспонатов. В музее представлены локомотивы разных эпох - от первых паровозов до современных электровозов. РЖД развивает квантовую коммуникационную сеть протяжённостью 7 858 км - одну из крупнейших в мире, обеспечивая защиту данных на железнодорожной инфраструктуре.</w:t>
       </w:r>
     </w:p>
     <w:p/>
@@ -2505,7 +2505,7 @@
           <w:color w:val="6B7A90"/>
           <w:sz w:val="20"/>
         </w:rPr>
-        <w:t>В январе 1948 года в Ленинграде впервые запустили «Лыжную стрелку» — бесплатный пригородный поезд для любителей лыжных прогулок. Поезд доставлял лыжников из города в пригородные лесопарковые зоны и обратно. Проект стал символом заботы о здоровье горожан и был очень популярен. Впоследствии аналогичные проекты появились и в других городах. Сегодня РЖД возрождает традицию: в ряде регионов работают бесплатные пригородные поезды для студентов и льготных категорий граждан.</w:t>
+        <w:t>В январе 1948 года в Ленинграде впервые запустили «Лыжную стрелку» - бесплатный пригородный поезд для любителей лыжных прогулок. Поезд доставлял лыжников из города в пригородные лесопарковые зоны и обратно. Проект стал символом заботы о здоровье горожан и был очень популярен. Впоследствии аналогичные проекты появились и в других городах. Сегодня РЖД возрождает традицию: в ряде регионов работают бесплатные пригородные поезда для студентов и льготных категорий граждан. Только по линии МЦД-1 в 2025 году перевезено 93,5 млн пассажиров. Компания обслуживает 1 311,1 млн пассажиров ежегодно, развивая как массовые, так и премиальные маршруты.</w:t>
       </w:r>
     </w:p>
     <w:p/>
